--- a/ru/wisdom-stories/fish-shop.docx
+++ b/ru/wisdom-stories/fish-shop.docx
@@ -196,7 +196,7 @@
           <w:color w:val="000000"/>
           <w:sz w:val="22"/>
         </w:rPr>
-        <w:t>Без денег на автобус мужчина пошёл домой пешком. Он позвонил дочери, сказал, что купил рыбу и скоро будет. Шагая под дождём, он благодарил Бога за возможность помочь; слёзы на его щеках смешивались с дождевой водой.</w:t>
+        <w:t>Без денег на автобус мужчина пошёл домой пешком. Он позвонил дочери, сказал, что купил рыбу и скоро будет. Шагая под дождём, он благодарил Аллаха за возможность помочь; слёзы на его щеках смешивались с дождевой водой.</w:t>
       </w:r>
     </w:p>
     <w:p>
@@ -224,7 +224,7 @@
           <w:color w:val="9A7417"/>
           <w:sz w:val="22"/>
         </w:rPr>
-        <w:t xml:space="preserve">Мораль: </w:t>
+        <w:t>Мораль: Не жди больших возможностей, чтобы творить добро: оно зависит не от богатства, а от широты сердца. Богатый душой найдёт способ помочь даже тогда, когда сам небогат.</w:t>
       </w:r>
       <w:r>
         <w:rPr>
@@ -234,7 +234,6 @@
           <w:color w:val="3F3826"/>
           <w:sz w:val="22"/>
         </w:rPr>
-        <w:t>Не жди больших возможностей, чтобы творить добро: оно зависит не от богатства, а от широты сердца. Богатый душой найдёт способ помочь даже тогда, когда сам небогат.</w:t>
       </w:r>
     </w:p>
     <w:p>
